--- a/dissertation-docx/lampiran/lampA.docx
+++ b/dissertation-docx/lampiran/lampA.docx
@@ -1036,6 +1036,11 @@
         <w:t xml:space="preserve">per kanal.</w:t>
       </w:r>
     </w:p>
+    <w:p>
+      <w:pPr>
+        <w:pStyle w:val="Paragraf"/>
+      </w:pPr>
+    </w:p>
     <w:tbl>
       <w:tblPr>
         <w:tblStyle w:val="Table"/>
@@ -1043,6 +1048,14 @@
         <w:tblLook w:firstRow="1" w:lastRow="0" w:firstColumn="0" w:lastColumn="0" w:noHBand="0" w:noVBand="0" w:val="0020"/>
         <w:tblCaption w:val="Definisi sembilan fitur time-domain per kanal."/>
         <w:tblLayout w:type="fixed"/>
+        <w:tblBorders>
+          <w:top w:val="single" w:sz="4" w:space="0" w:color="auto"/>
+          <w:left w:val="single" w:sz="4" w:space="0" w:color="auto"/>
+          <w:bottom w:val="single" w:sz="4" w:space="0" w:color="auto"/>
+          <w:right w:val="single" w:sz="4" w:space="0" w:color="auto"/>
+          <w:insideH w:val="single" w:sz="4" w:space="0" w:color="auto"/>
+          <w:insideV w:val="single" w:sz="4" w:space="0" w:color="auto"/>
+        </w:tblBorders>
       </w:tblPr>
       <w:tblGrid>
         <w:gridCol w:w="2266"/>
@@ -3530,6 +3543,11 @@
         <w:t xml:space="preserve">Definisi sembilan fitur frekuensi per kanal (Welch PSD).</w:t>
       </w:r>
     </w:p>
+    <w:p>
+      <w:pPr>
+        <w:pStyle w:val="Paragraf"/>
+      </w:pPr>
+    </w:p>
     <w:tbl>
       <w:tblPr>
         <w:tblStyle w:val="Table"/>
@@ -3537,6 +3555,14 @@
         <w:tblLook w:firstRow="1" w:lastRow="0" w:firstColumn="0" w:lastColumn="0" w:noHBand="0" w:noVBand="0" w:val="0020"/>
         <w:tblCaption w:val="Definisi sembilan fitur frekuensi per kanal (Welch PSD)."/>
         <w:tblLayout w:type="fixed"/>
+        <w:tblBorders>
+          <w:top w:val="single" w:sz="4" w:space="0" w:color="auto"/>
+          <w:left w:val="single" w:sz="4" w:space="0" w:color="auto"/>
+          <w:bottom w:val="single" w:sz="4" w:space="0" w:color="auto"/>
+          <w:right w:val="single" w:sz="4" w:space="0" w:color="auto"/>
+          <w:insideH w:val="single" w:sz="4" w:space="0" w:color="auto"/>
+          <w:insideV w:val="single" w:sz="4" w:space="0" w:color="auto"/>
+        </w:tblBorders>
       </w:tblPr>
       <w:tblGrid>
         <w:gridCol w:w="2266"/>
